--- a/AI Agent/output/delivery/d480709c-0d5f-4322-96f5-b0968337f891/01_Python_and_Django_Fundamentals/01.02_Writing_Your_First_Django_Project.docx
+++ b/AI Agent/output/delivery/d480709c-0d5f-4322-96f5-b0968337f891/01_Python_and_Django_Fundamentals/01.02_Writing_Your_First_Django_Project.docx
@@ -5,6 +5,7 @@
     <w:p>
       <w:pPr>
         <w:pStyle w:val="Heading1"/>
+        <w:spacing w:after="120"/>
         <w:jc w:val="center"/>
       </w:pPr>
       <w:r>
@@ -14,6 +15,7 @@
     <w:p>
       <w:pPr>
         <w:pStyle w:val="Heading2"/>
+        <w:spacing w:after="240"/>
       </w:pPr>
       <w:r>
         <w:t>Subtopic 2: Writing Your First Django Project</w:t>
@@ -23,16 +25,17 @@
       <w:tblPr>
         <w:tblStyle w:val="TableGrid"/>
         <w:tblW w:type="auto" w:w="0"/>
+        <w:jc w:val="center"/>
         <w:tblLook w:firstColumn="1" w:firstRow="1" w:lastColumn="0" w:lastRow="0" w:noHBand="0" w:noVBand="1" w:val="04A0"/>
       </w:tblPr>
       <w:tblGrid>
-        <w:gridCol w:w="4320"/>
-        <w:gridCol w:w="4320"/>
+        <w:gridCol w:w="4680"/>
+        <w:gridCol w:w="4680"/>
       </w:tblGrid>
       <w:tr>
         <w:tc>
           <w:tcPr>
-            <w:tcW w:type="dxa" w:w="4320"/>
+            <w:tcW w:type="dxa" w:w="2551"/>
           </w:tcPr>
           <w:p>
             <w:r>
@@ -42,7 +45,7 @@
         </w:tc>
         <w:tc>
           <w:tcPr>
-            <w:tcW w:type="dxa" w:w="4320"/>
+            <w:tcW w:type="dxa" w:w="7087"/>
           </w:tcPr>
           <w:p>
             <w:r>
@@ -54,7 +57,7 @@
       <w:tr>
         <w:tc>
           <w:tcPr>
-            <w:tcW w:type="dxa" w:w="4320"/>
+            <w:tcW w:type="dxa" w:w="2551"/>
           </w:tcPr>
           <w:p>
             <w:r>
@@ -64,7 +67,7 @@
         </w:tc>
         <w:tc>
           <w:tcPr>
-            <w:tcW w:type="dxa" w:w="4320"/>
+            <w:tcW w:type="dxa" w:w="7087"/>
           </w:tcPr>
           <w:p>
             <w:r>
@@ -76,7 +79,7 @@
       <w:tr>
         <w:tc>
           <w:tcPr>
-            <w:tcW w:type="dxa" w:w="4320"/>
+            <w:tcW w:type="dxa" w:w="2551"/>
           </w:tcPr>
           <w:p>
             <w:r>
@@ -86,7 +89,7 @@
         </w:tc>
         <w:tc>
           <w:tcPr>
-            <w:tcW w:type="dxa" w:w="4320"/>
+            <w:tcW w:type="dxa" w:w="7087"/>
           </w:tcPr>
           <w:p>
             <w:r>
@@ -98,7 +101,7 @@
       <w:tr>
         <w:tc>
           <w:tcPr>
-            <w:tcW w:type="dxa" w:w="4320"/>
+            <w:tcW w:type="dxa" w:w="2551"/>
           </w:tcPr>
           <w:p>
             <w:r>
@@ -108,7 +111,7 @@
         </w:tc>
         <w:tc>
           <w:tcPr>
-            <w:tcW w:type="dxa" w:w="4320"/>
+            <w:tcW w:type="dxa" w:w="7087"/>
           </w:tcPr>
           <w:p>
             <w:r>
@@ -120,7 +123,7 @@
       <w:tr>
         <w:tc>
           <w:tcPr>
-            <w:tcW w:type="dxa" w:w="4320"/>
+            <w:tcW w:type="dxa" w:w="2551"/>
           </w:tcPr>
           <w:p>
             <w:r>
@@ -130,7 +133,7 @@
         </w:tc>
         <w:tc>
           <w:tcPr>
-            <w:tcW w:type="dxa" w:w="4320"/>
+            <w:tcW w:type="dxa" w:w="7087"/>
           </w:tcPr>
           <w:p>
             <w:r>
@@ -143,9 +146,18 @@
     <w:p>
       <w:pPr>
         <w:pStyle w:val="Heading2"/>
+        <w:spacing w:after="240"/>
       </w:pPr>
       <w:r>
         <w:t>Content</w:t>
+      </w:r>
+    </w:p>
+    <w:p>
+      <w:pPr>
+        <w:pStyle w:val="Heading4"/>
+      </w:pPr>
+      <w:r>
+        <w:t>Introduction</w:t>
       </w:r>
     </w:p>
     <w:p>
@@ -154,9 +166,19 @@
       </w:pPr>
       <w:r>
         <w:rPr>
+          <w:rFonts w:ascii="Calibri" w:hAnsi="Calibri"/>
+          <w:color w:val="333333"/>
           <w:sz w:val="22"/>
         </w:rPr>
-        <w:t>#### Introduction</w:t>
+        <w:t>In this lesson, you'll learn how to create a simple Django project from scratch. This will cover the basic structure of a Django application, including the project setup, settings file, and some basic views. Understanding these fundamental concepts is crucial for future scalability and maintenance of your projects.</w:t>
+      </w:r>
+    </w:p>
+    <w:p>
+      <w:pPr>
+        <w:pStyle w:val="Heading4"/>
+      </w:pPr>
+      <w:r>
+        <w:t>Setting Up Your Environment</w:t>
       </w:r>
     </w:p>
     <w:p>
@@ -165,28 +187,8 @@
       </w:pPr>
       <w:r>
         <w:rPr>
-          <w:sz w:val="22"/>
-        </w:rPr>
-        <w:t>In this lesson, you'll learn how to create a simple Django project from scratch. This will cover the basic structure of a Django application, including the project setup, settings file, and some basic views. Understanding these fundamental concepts is crucial for future scalability and maintenance of your projects.</w:t>
-      </w:r>
-    </w:p>
-    <w:p>
-      <w:pPr>
-        <w:spacing w:after="120"/>
-      </w:pPr>
-      <w:r>
-        <w:rPr>
-          <w:sz w:val="22"/>
-        </w:rPr>
-        <w:t>#### Setting Up Your Environment</w:t>
-      </w:r>
-    </w:p>
-    <w:p>
-      <w:pPr>
-        <w:spacing w:after="120"/>
-      </w:pPr>
-      <w:r>
-        <w:rPr>
+          <w:rFonts w:ascii="Calibri" w:hAnsi="Calibri"/>
+          <w:color w:val="333333"/>
           <w:sz w:val="22"/>
         </w:rPr>
         <w:t>To start, you need to have Python and Django installed. You can find the latest versions of Python and Django at their respective official websites. Once installed, you can begin creating a new Django project using the command line.</w:t>
@@ -194,16 +196,44 @@
     </w:p>
     <w:p>
       <w:pPr>
-        <w:spacing w:after="120" w:before="120"/>
+        <w:spacing w:after="0" w:before="120"/>
+        <w:ind w:left="567"/>
+      </w:pPr>
+      <w:r>
+        <w:rPr>
+          <w:rFonts w:ascii="Consolas" w:hAnsi="Consolas"/>
+          <w:i/>
+          <w:color w:val="808080"/>
+          <w:sz w:val="16"/>
+        </w:rPr>
+        <w:t>bash</w:t>
+      </w:r>
+    </w:p>
+    <w:p>
+      <w:pPr>
+        <w:pStyle w:val="CodeBlock"/>
       </w:pPr>
       <w:r>
         <w:rPr>
           <w:rFonts w:ascii="Consolas" w:hAnsi="Consolas"/>
           <w:color w:val="2D2D2D"/>
-          <w:sz w:val="18"/>
+          <w:sz w:val="19"/>
         </w:rPr>
         <w:t># Create a new Django project named 'firstproject'</w:t>
+      </w:r>
+      <w:r>
+        <w:rPr>
+          <w:rFonts w:ascii="Consolas" w:hAnsi="Consolas"/>
+          <w:sz w:val="19"/>
+        </w:rPr>
         <w:br/>
+      </w:r>
+      <w:r>
+        <w:rPr>
+          <w:rFonts w:ascii="Consolas" w:hAnsi="Consolas"/>
+          <w:color w:val="2D2D2D"/>
+          <w:sz w:val="19"/>
+        </w:rPr>
         <w:t>django-admin startproject firstproject</w:t>
       </w:r>
     </w:p>
@@ -213,6 +243,8 @@
       </w:pPr>
       <w:r>
         <w:rPr>
+          <w:rFonts w:ascii="Calibri" w:hAnsi="Calibri"/>
+          <w:color w:val="333333"/>
           <w:sz w:val="22"/>
         </w:rPr>
         <w:t xml:space="preserve">You will have a new directory named </w:t>
@@ -220,13 +252,15 @@
       <w:r>
         <w:rPr>
           <w:rFonts w:ascii="Consolas" w:hAnsi="Consolas"/>
-          <w:color w:val="2D2D2D"/>
-          <w:sz w:val="22"/>
+          <w:color w:val="333333"/>
+          <w:sz w:val="19"/>
         </w:rPr>
         <w:t>firstproject</w:t>
       </w:r>
       <w:r>
         <w:rPr>
+          <w:rFonts w:ascii="Calibri" w:hAnsi="Calibri"/>
+          <w:color w:val="333333"/>
           <w:sz w:val="22"/>
         </w:rPr>
         <w:t xml:space="preserve"> which contains the core structure of a Django project. The basic structure of this directory is as follows:</w:t>
@@ -234,31 +268,143 @@
     </w:p>
     <w:p>
       <w:pPr>
-        <w:spacing w:after="120" w:before="120"/>
+        <w:pStyle w:val="CodeBlock"/>
       </w:pPr>
       <w:r>
         <w:rPr>
           <w:rFonts w:ascii="Consolas" w:hAnsi="Consolas"/>
           <w:color w:val="2D2D2D"/>
-          <w:sz w:val="18"/>
+          <w:sz w:val="19"/>
         </w:rPr>
         <w:t>firstproject/</w:t>
+      </w:r>
+      <w:r>
+        <w:rPr>
+          <w:rFonts w:ascii="Consolas" w:hAnsi="Consolas"/>
+          <w:sz w:val="19"/>
+        </w:rPr>
         <w:br/>
+      </w:r>
+      <w:r>
+        <w:rPr>
+          <w:rFonts w:ascii="Consolas" w:hAnsi="Consolas"/>
+          <w:color w:val="2D2D2D"/>
+          <w:sz w:val="19"/>
+        </w:rPr>
         <w:t>├── firstproject/           # Our main project directory</w:t>
+      </w:r>
+      <w:r>
+        <w:rPr>
+          <w:rFonts w:ascii="Consolas" w:hAnsi="Consolas"/>
+          <w:sz w:val="19"/>
+        </w:rPr>
         <w:br/>
+      </w:r>
+      <w:r>
+        <w:rPr>
+          <w:rFonts w:ascii="Consolas" w:hAnsi="Consolas"/>
+          <w:color w:val="2D2D2D"/>
+          <w:sz w:val="19"/>
+        </w:rPr>
         <w:t>│   ├── __init__.py          # Required for Python to treat this as a package</w:t>
+      </w:r>
+      <w:r>
+        <w:rPr>
+          <w:rFonts w:ascii="Consolas" w:hAnsi="Consolas"/>
+          <w:sz w:val="19"/>
+        </w:rPr>
         <w:br/>
+      </w:r>
+      <w:r>
+        <w:rPr>
+          <w:rFonts w:ascii="Consolas" w:hAnsi="Consolas"/>
+          <w:color w:val="2D2D2D"/>
+          <w:sz w:val="19"/>
+        </w:rPr>
         <w:t>│   ├── settings.py           # Where you can specify Django settings</w:t>
+      </w:r>
+      <w:r>
+        <w:rPr>
+          <w:rFonts w:ascii="Consolas" w:hAnsi="Consolas"/>
+          <w:sz w:val="19"/>
+        </w:rPr>
         <w:br/>
+      </w:r>
+      <w:r>
+        <w:rPr>
+          <w:rFonts w:ascii="Consolas" w:hAnsi="Consolas"/>
+          <w:color w:val="2D2D2D"/>
+          <w:sz w:val="19"/>
+        </w:rPr>
         <w:t>│   ├── urls.py               # URLs configuration</w:t>
+      </w:r>
+      <w:r>
+        <w:rPr>
+          <w:rFonts w:ascii="Consolas" w:hAnsi="Consolas"/>
+          <w:sz w:val="19"/>
+        </w:rPr>
         <w:br/>
+      </w:r>
+      <w:r>
+        <w:rPr>
+          <w:rFonts w:ascii="Consolas" w:hAnsi="Consolas"/>
+          <w:color w:val="2D2D2D"/>
+          <w:sz w:val="19"/>
+        </w:rPr>
         <w:t>│   ├── wsgi.py               # Web Server Gateway Interface configuration</w:t>
+      </w:r>
+      <w:r>
+        <w:rPr>
+          <w:rFonts w:ascii="Consolas" w:hAnsi="Consolas"/>
+          <w:sz w:val="19"/>
+        </w:rPr>
         <w:br/>
+      </w:r>
+      <w:r>
+        <w:rPr>
+          <w:rFonts w:ascii="Consolas" w:hAnsi="Consolas"/>
+          <w:color w:val="2D2D2D"/>
+          <w:sz w:val="19"/>
+        </w:rPr>
         <w:t>│   └── manage.py             # Command-line utility to manage Django projects</w:t>
+      </w:r>
+      <w:r>
+        <w:rPr>
+          <w:rFonts w:ascii="Consolas" w:hAnsi="Consolas"/>
+          <w:sz w:val="19"/>
+        </w:rPr>
         <w:br/>
+      </w:r>
+      <w:r>
+        <w:rPr>
+          <w:rFonts w:ascii="Consolas" w:hAnsi="Consolas"/>
+          <w:color w:val="2D2D2D"/>
+          <w:sz w:val="19"/>
+        </w:rPr>
         <w:t>└── manage.py</w:t>
+      </w:r>
+      <w:r>
+        <w:rPr>
+          <w:rFonts w:ascii="Consolas" w:hAnsi="Consolas"/>
+          <w:sz w:val="19"/>
+        </w:rPr>
         <w:br/>
+      </w:r>
+      <w:r>
+        <w:rPr>
+          <w:rFonts w:ascii="Consolas" w:hAnsi="Consolas"/>
+          <w:color w:val="2D2D2D"/>
+          <w:sz w:val="19"/>
+        </w:rPr>
         <w:t>└── firstproject/</w:t>
+      </w:r>
+    </w:p>
+    <w:p>
+      <w:pPr>
+        <w:pStyle w:val="Heading4"/>
+      </w:pPr>
+      <w:r>
+        <w:t>The `settings.py` File</w:t>
       </w:r>
     </w:p>
     <w:p>
@@ -267,23 +413,467 @@
       </w:pPr>
       <w:r>
         <w:rPr>
+          <w:rFonts w:ascii="Calibri" w:hAnsi="Calibri"/>
+          <w:color w:val="333333"/>
           <w:sz w:val="22"/>
         </w:rPr>
-        <w:t xml:space="preserve">#### The </w:t>
+        <w:t xml:space="preserve">The </w:t>
+      </w:r>
+      <w:r>
+        <w:rPr>
+          <w:rFonts w:ascii="Consolas" w:hAnsi="Consolas"/>
+          <w:color w:val="333333"/>
+          <w:sz w:val="19"/>
+        </w:rPr>
+        <w:t>settings.py</w:t>
+      </w:r>
+      <w:r>
+        <w:rPr>
+          <w:rFonts w:ascii="Calibri" w:hAnsi="Calibri"/>
+          <w:color w:val="333333"/>
+          <w:sz w:val="22"/>
+        </w:rPr>
+        <w:t xml:space="preserve"> file is crucial as it contains all the Django settings. This file is where you can specify your database settings, installed apps, middleware, and more. Here's a basic example of what it might look like:</w:t>
+      </w:r>
+    </w:p>
+    <w:p>
+      <w:pPr>
+        <w:spacing w:after="0" w:before="120"/>
+        <w:ind w:left="567"/>
+      </w:pPr>
+      <w:r>
+        <w:rPr>
+          <w:rFonts w:ascii="Consolas" w:hAnsi="Consolas"/>
+          <w:i/>
+          <w:color w:val="808080"/>
+          <w:sz w:val="16"/>
+        </w:rPr>
+        <w:t>python</w:t>
+      </w:r>
+    </w:p>
+    <w:p>
+      <w:pPr>
+        <w:pStyle w:val="CodeBlock"/>
+      </w:pPr>
+      <w:r>
+        <w:rPr>
+          <w:rFonts w:ascii="Consolas" w:hAnsi="Consolas"/>
+          <w:color w:val="2D2D2D"/>
+          <w:sz w:val="19"/>
+        </w:rPr>
+        <w:t># firstproject/settings.py</w:t>
+      </w:r>
+      <w:r>
+        <w:rPr>
+          <w:rFonts w:ascii="Consolas" w:hAnsi="Consolas"/>
+          <w:sz w:val="19"/>
+        </w:rPr>
+        <w:br/>
       </w:r>
       <w:r>
         <w:rPr>
           <w:rFonts w:ascii="Consolas" w:hAnsi="Consolas"/>
           <w:color w:val="2D2D2D"/>
-          <w:sz w:val="22"/>
+          <w:sz w:val="19"/>
         </w:rPr>
-        <w:t>settings.py</w:t>
       </w:r>
       <w:r>
         <w:rPr>
-          <w:sz w:val="22"/>
+          <w:rFonts w:ascii="Consolas" w:hAnsi="Consolas"/>
+          <w:sz w:val="19"/>
         </w:rPr>
-        <w:t xml:space="preserve"> File</w:t>
+        <w:br/>
+      </w:r>
+      <w:r>
+        <w:rPr>
+          <w:rFonts w:ascii="Consolas" w:hAnsi="Consolas"/>
+          <w:color w:val="2D2D2D"/>
+          <w:sz w:val="19"/>
+        </w:rPr>
+        <w:t>from pathlib import Path</w:t>
+      </w:r>
+      <w:r>
+        <w:rPr>
+          <w:rFonts w:ascii="Consolas" w:hAnsi="Consolas"/>
+          <w:sz w:val="19"/>
+        </w:rPr>
+        <w:br/>
+      </w:r>
+      <w:r>
+        <w:rPr>
+          <w:rFonts w:ascii="Consolas" w:hAnsi="Consolas"/>
+          <w:color w:val="2D2D2D"/>
+          <w:sz w:val="19"/>
+        </w:rPr>
+        <w:t>BASE_DIR = Path(__file__).resolve().parent.parent</w:t>
+      </w:r>
+      <w:r>
+        <w:rPr>
+          <w:rFonts w:ascii="Consolas" w:hAnsi="Consolas"/>
+          <w:sz w:val="19"/>
+        </w:rPr>
+        <w:br/>
+      </w:r>
+      <w:r>
+        <w:rPr>
+          <w:rFonts w:ascii="Consolas" w:hAnsi="Consolas"/>
+          <w:color w:val="2D2D2D"/>
+          <w:sz w:val="19"/>
+        </w:rPr>
+        <w:t>TEMPLATES = [</w:t>
+      </w:r>
+      <w:r>
+        <w:rPr>
+          <w:rFonts w:ascii="Consolas" w:hAnsi="Consolas"/>
+          <w:sz w:val="19"/>
+        </w:rPr>
+        <w:br/>
+      </w:r>
+      <w:r>
+        <w:rPr>
+          <w:rFonts w:ascii="Consolas" w:hAnsi="Consolas"/>
+          <w:color w:val="2D2D2D"/>
+          <w:sz w:val="19"/>
+        </w:rPr>
+        <w:t xml:space="preserve">    {</w:t>
+      </w:r>
+      <w:r>
+        <w:rPr>
+          <w:rFonts w:ascii="Consolas" w:hAnsi="Consolas"/>
+          <w:sz w:val="19"/>
+        </w:rPr>
+        <w:br/>
+      </w:r>
+      <w:r>
+        <w:rPr>
+          <w:rFonts w:ascii="Consolas" w:hAnsi="Consolas"/>
+          <w:color w:val="2D2D2D"/>
+          <w:sz w:val="19"/>
+        </w:rPr>
+        <w:t xml:space="preserve">        'BACKEND': 'django.template.backends.django.DjangoTemplates',</w:t>
+      </w:r>
+      <w:r>
+        <w:rPr>
+          <w:rFonts w:ascii="Consolas" w:hAnsi="Consolas"/>
+          <w:sz w:val="19"/>
+        </w:rPr>
+        <w:br/>
+      </w:r>
+      <w:r>
+        <w:rPr>
+          <w:rFonts w:ascii="Consolas" w:hAnsi="Consolas"/>
+          <w:color w:val="2D2D2D"/>
+          <w:sz w:val="19"/>
+        </w:rPr>
+        <w:t xml:space="preserve">        'DIRS': [BASE_DIR / 'templates'],</w:t>
+      </w:r>
+      <w:r>
+        <w:rPr>
+          <w:rFonts w:ascii="Consolas" w:hAnsi="Consolas"/>
+          <w:sz w:val="19"/>
+        </w:rPr>
+        <w:br/>
+      </w:r>
+      <w:r>
+        <w:rPr>
+          <w:rFonts w:ascii="Consolas" w:hAnsi="Consolas"/>
+          <w:color w:val="2D2D2D"/>
+          <w:sz w:val="19"/>
+        </w:rPr>
+        <w:t xml:space="preserve">        'APP_DIRS': True,</w:t>
+      </w:r>
+      <w:r>
+        <w:rPr>
+          <w:rFonts w:ascii="Consolas" w:hAnsi="Consolas"/>
+          <w:sz w:val="19"/>
+        </w:rPr>
+        <w:br/>
+      </w:r>
+      <w:r>
+        <w:rPr>
+          <w:rFonts w:ascii="Consolas" w:hAnsi="Consolas"/>
+          <w:color w:val="2D2D2D"/>
+          <w:sz w:val="19"/>
+        </w:rPr>
+        <w:t xml:space="preserve">        'OPTIONS': {</w:t>
+      </w:r>
+      <w:r>
+        <w:rPr>
+          <w:rFonts w:ascii="Consolas" w:hAnsi="Consolas"/>
+          <w:sz w:val="19"/>
+        </w:rPr>
+        <w:br/>
+      </w:r>
+      <w:r>
+        <w:rPr>
+          <w:rFonts w:ascii="Consolas" w:hAnsi="Consolas"/>
+          <w:color w:val="2D2D2D"/>
+          <w:sz w:val="19"/>
+        </w:rPr>
+        <w:t xml:space="preserve">            'context_processors': [</w:t>
+      </w:r>
+      <w:r>
+        <w:rPr>
+          <w:rFonts w:ascii="Consolas" w:hAnsi="Consolas"/>
+          <w:sz w:val="19"/>
+        </w:rPr>
+        <w:br/>
+      </w:r>
+      <w:r>
+        <w:rPr>
+          <w:rFonts w:ascii="Consolas" w:hAnsi="Consolas"/>
+          <w:color w:val="2D2D2D"/>
+          <w:sz w:val="19"/>
+        </w:rPr>
+        <w:t xml:space="preserve">                'django.template.context_processors.debug',</w:t>
+      </w:r>
+      <w:r>
+        <w:rPr>
+          <w:rFonts w:ascii="Consolas" w:hAnsi="Consolas"/>
+          <w:sz w:val="19"/>
+        </w:rPr>
+        <w:br/>
+      </w:r>
+      <w:r>
+        <w:rPr>
+          <w:rFonts w:ascii="Consolas" w:hAnsi="Consolas"/>
+          <w:color w:val="2D2D2D"/>
+          <w:sz w:val="19"/>
+        </w:rPr>
+        <w:t xml:space="preserve">                'django.template.context_processors.request',</w:t>
+      </w:r>
+      <w:r>
+        <w:rPr>
+          <w:rFonts w:ascii="Consolas" w:hAnsi="Consolas"/>
+          <w:sz w:val="19"/>
+        </w:rPr>
+        <w:br/>
+      </w:r>
+      <w:r>
+        <w:rPr>
+          <w:rFonts w:ascii="Consolas" w:hAnsi="Consolas"/>
+          <w:color w:val="2D2D2D"/>
+          <w:sz w:val="19"/>
+        </w:rPr>
+        <w:t xml:space="preserve">                'django.contrib.auth.context_processors.auth',</w:t>
+      </w:r>
+      <w:r>
+        <w:rPr>
+          <w:rFonts w:ascii="Consolas" w:hAnsi="Consolas"/>
+          <w:sz w:val="19"/>
+        </w:rPr>
+        <w:br/>
+      </w:r>
+      <w:r>
+        <w:rPr>
+          <w:rFonts w:ascii="Consolas" w:hAnsi="Consolas"/>
+          <w:color w:val="2D2D2D"/>
+          <w:sz w:val="19"/>
+        </w:rPr>
+        <w:t xml:space="preserve">                'django.contrib.messages.context_processors.messages',</w:t>
+      </w:r>
+      <w:r>
+        <w:rPr>
+          <w:rFonts w:ascii="Consolas" w:hAnsi="Consolas"/>
+          <w:sz w:val="19"/>
+        </w:rPr>
+        <w:br/>
+      </w:r>
+      <w:r>
+        <w:rPr>
+          <w:rFonts w:ascii="Consolas" w:hAnsi="Consolas"/>
+          <w:color w:val="2D2D2D"/>
+          <w:sz w:val="19"/>
+        </w:rPr>
+        <w:t xml:space="preserve">            ],</w:t>
+      </w:r>
+      <w:r>
+        <w:rPr>
+          <w:rFonts w:ascii="Consolas" w:hAnsi="Consolas"/>
+          <w:sz w:val="19"/>
+        </w:rPr>
+        <w:br/>
+      </w:r>
+      <w:r>
+        <w:rPr>
+          <w:rFonts w:ascii="Consolas" w:hAnsi="Consolas"/>
+          <w:color w:val="2D2D2D"/>
+          <w:sz w:val="19"/>
+        </w:rPr>
+        <w:t xml:space="preserve">        },</w:t>
+      </w:r>
+      <w:r>
+        <w:rPr>
+          <w:rFonts w:ascii="Consolas" w:hAnsi="Consolas"/>
+          <w:sz w:val="19"/>
+        </w:rPr>
+        <w:br/>
+      </w:r>
+      <w:r>
+        <w:rPr>
+          <w:rFonts w:ascii="Consolas" w:hAnsi="Consolas"/>
+          <w:color w:val="2D2D2D"/>
+          <w:sz w:val="19"/>
+        </w:rPr>
+        <w:t xml:space="preserve">    },</w:t>
+      </w:r>
+      <w:r>
+        <w:rPr>
+          <w:rFonts w:ascii="Consolas" w:hAnsi="Consolas"/>
+          <w:sz w:val="19"/>
+        </w:rPr>
+        <w:br/>
+      </w:r>
+      <w:r>
+        <w:rPr>
+          <w:rFonts w:ascii="Consolas" w:hAnsi="Consolas"/>
+          <w:color w:val="2D2D2D"/>
+          <w:sz w:val="19"/>
+        </w:rPr>
+        <w:t>]</w:t>
+      </w:r>
+      <w:r>
+        <w:rPr>
+          <w:rFonts w:ascii="Consolas" w:hAnsi="Consolas"/>
+          <w:sz w:val="19"/>
+        </w:rPr>
+        <w:br/>
+      </w:r>
+      <w:r>
+        <w:rPr>
+          <w:rFonts w:ascii="Consolas" w:hAnsi="Consolas"/>
+          <w:color w:val="2D2D2D"/>
+          <w:sz w:val="19"/>
+        </w:rPr>
+        <w:t>INSTALLED_APPS = [</w:t>
+      </w:r>
+      <w:r>
+        <w:rPr>
+          <w:rFonts w:ascii="Consolas" w:hAnsi="Consolas"/>
+          <w:sz w:val="19"/>
+        </w:rPr>
+        <w:br/>
+      </w:r>
+      <w:r>
+        <w:rPr>
+          <w:rFonts w:ascii="Consolas" w:hAnsi="Consolas"/>
+          <w:color w:val="2D2D2D"/>
+          <w:sz w:val="19"/>
+        </w:rPr>
+        <w:t xml:space="preserve">    'django.contrib.admin',</w:t>
+      </w:r>
+      <w:r>
+        <w:rPr>
+          <w:rFonts w:ascii="Consolas" w:hAnsi="Consolas"/>
+          <w:sz w:val="19"/>
+        </w:rPr>
+        <w:br/>
+      </w:r>
+      <w:r>
+        <w:rPr>
+          <w:rFonts w:ascii="Consolas" w:hAnsi="Consolas"/>
+          <w:color w:val="2D2D2D"/>
+          <w:sz w:val="19"/>
+        </w:rPr>
+        <w:t xml:space="preserve">    'django.contrib.auth',</w:t>
+      </w:r>
+      <w:r>
+        <w:rPr>
+          <w:rFonts w:ascii="Consolas" w:hAnsi="Consolas"/>
+          <w:sz w:val="19"/>
+        </w:rPr>
+        <w:br/>
+      </w:r>
+      <w:r>
+        <w:rPr>
+          <w:rFonts w:ascii="Consolas" w:hAnsi="Consolas"/>
+          <w:color w:val="2D2D2D"/>
+          <w:sz w:val="19"/>
+        </w:rPr>
+        <w:t xml:space="preserve">    'django.contrib.contenttypes',</w:t>
+      </w:r>
+      <w:r>
+        <w:rPr>
+          <w:rFonts w:ascii="Consolas" w:hAnsi="Consolas"/>
+          <w:sz w:val="19"/>
+        </w:rPr>
+        <w:br/>
+      </w:r>
+      <w:r>
+        <w:rPr>
+          <w:rFonts w:ascii="Consolas" w:hAnsi="Consolas"/>
+          <w:color w:val="2D2D2D"/>
+          <w:sz w:val="19"/>
+        </w:rPr>
+        <w:t xml:space="preserve">    'django.contrib.sessions',</w:t>
+      </w:r>
+      <w:r>
+        <w:rPr>
+          <w:rFonts w:ascii="Consolas" w:hAnsi="Consolas"/>
+          <w:sz w:val="19"/>
+        </w:rPr>
+        <w:br/>
+      </w:r>
+      <w:r>
+        <w:rPr>
+          <w:rFonts w:ascii="Consolas" w:hAnsi="Consolas"/>
+          <w:color w:val="2D2D2D"/>
+          <w:sz w:val="19"/>
+        </w:rPr>
+        <w:t xml:space="preserve">    'django.contrib.messages',</w:t>
+      </w:r>
+      <w:r>
+        <w:rPr>
+          <w:rFonts w:ascii="Consolas" w:hAnsi="Consolas"/>
+          <w:sz w:val="19"/>
+        </w:rPr>
+        <w:br/>
+      </w:r>
+      <w:r>
+        <w:rPr>
+          <w:rFonts w:ascii="Consolas" w:hAnsi="Consolas"/>
+          <w:color w:val="2D2D2D"/>
+          <w:sz w:val="19"/>
+        </w:rPr>
+        <w:t xml:space="preserve">    'django.contrib.staticfiles',</w:t>
+      </w:r>
+      <w:r>
+        <w:rPr>
+          <w:rFonts w:ascii="Consolas" w:hAnsi="Consolas"/>
+          <w:sz w:val="19"/>
+        </w:rPr>
+        <w:br/>
+      </w:r>
+      <w:r>
+        <w:rPr>
+          <w:rFonts w:ascii="Consolas" w:hAnsi="Consolas"/>
+          <w:color w:val="2D2D2D"/>
+          <w:sz w:val="19"/>
+        </w:rPr>
+        <w:t xml:space="preserve">    # Add your apps here</w:t>
+      </w:r>
+      <w:r>
+        <w:rPr>
+          <w:rFonts w:ascii="Consolas" w:hAnsi="Consolas"/>
+          <w:sz w:val="19"/>
+        </w:rPr>
+        <w:br/>
+      </w:r>
+      <w:r>
+        <w:rPr>
+          <w:rFonts w:ascii="Consolas" w:hAnsi="Consolas"/>
+          <w:color w:val="2D2D2D"/>
+          <w:sz w:val="19"/>
+        </w:rPr>
+        <w:t>]</w:t>
+      </w:r>
+    </w:p>
+    <w:p>
+      <w:pPr>
+        <w:pStyle w:val="Heading4"/>
+      </w:pPr>
+      <w:r>
+        <w:t>Creating a Basic View</w:t>
       </w:r>
     </w:p>
     <w:p>
@@ -292,89 +882,106 @@
       </w:pPr>
       <w:r>
         <w:rPr>
+          <w:rFonts w:ascii="Calibri" w:hAnsi="Calibri"/>
+          <w:color w:val="333333"/>
           <w:sz w:val="22"/>
         </w:rPr>
-        <w:t xml:space="preserve">The </w:t>
+        <w:t>Now, let's create a basic view to display a simple "Hello, World!" message. In Django, views are functions that receive HTTP requests and return HTTP responses.</w:t>
+      </w:r>
+    </w:p>
+    <w:p>
+      <w:pPr>
+        <w:spacing w:after="0" w:before="120"/>
+        <w:ind w:left="567"/>
+      </w:pPr>
+      <w:r>
+        <w:rPr>
+          <w:rFonts w:ascii="Consolas" w:hAnsi="Consolas"/>
+          <w:i/>
+          <w:color w:val="808080"/>
+          <w:sz w:val="16"/>
+        </w:rPr>
+        <w:t>python</w:t>
+      </w:r>
+    </w:p>
+    <w:p>
+      <w:pPr>
+        <w:pStyle w:val="CodeBlock"/>
+      </w:pPr>
+      <w:r>
+        <w:rPr>
+          <w:rFonts w:ascii="Consolas" w:hAnsi="Consolas"/>
+          <w:color w:val="2D2D2D"/>
+          <w:sz w:val="19"/>
+        </w:rPr>
+        <w:t># firstproject/firstproject/views.py</w:t>
+      </w:r>
+      <w:r>
+        <w:rPr>
+          <w:rFonts w:ascii="Consolas" w:hAnsi="Consolas"/>
+          <w:sz w:val="19"/>
+        </w:rPr>
+        <w:br/>
       </w:r>
       <w:r>
         <w:rPr>
           <w:rFonts w:ascii="Consolas" w:hAnsi="Consolas"/>
           <w:color w:val="2D2D2D"/>
-          <w:sz w:val="22"/>
+          <w:sz w:val="19"/>
         </w:rPr>
-        <w:t>settings.py</w:t>
+        <w:t>from django.http import HttpResponse</w:t>
       </w:r>
       <w:r>
         <w:rPr>
-          <w:sz w:val="22"/>
+          <w:rFonts w:ascii="Consolas" w:hAnsi="Consolas"/>
+          <w:sz w:val="19"/>
         </w:rPr>
-        <w:t xml:space="preserve"> file is crucial as it contains all the Django settings. This file is where you can specify your database settings, installed apps, middleware, and more. Here's a basic example of what it might look like:</w:t>
+        <w:br/>
+      </w:r>
+      <w:r>
+        <w:rPr>
+          <w:rFonts w:ascii="Consolas" w:hAnsi="Consolas"/>
+          <w:color w:val="2D2D2D"/>
+          <w:sz w:val="19"/>
+        </w:rPr>
+      </w:r>
+      <w:r>
+        <w:rPr>
+          <w:rFonts w:ascii="Consolas" w:hAnsi="Consolas"/>
+          <w:sz w:val="19"/>
+        </w:rPr>
+        <w:br/>
+      </w:r>
+      <w:r>
+        <w:rPr>
+          <w:rFonts w:ascii="Consolas" w:hAnsi="Consolas"/>
+          <w:color w:val="2D2D2D"/>
+          <w:sz w:val="19"/>
+        </w:rPr>
+        <w:t>def hello_world(request):</w:t>
+      </w:r>
+      <w:r>
+        <w:rPr>
+          <w:rFonts w:ascii="Consolas" w:hAnsi="Consolas"/>
+          <w:sz w:val="19"/>
+        </w:rPr>
+        <w:br/>
+      </w:r>
+      <w:r>
+        <w:rPr>
+          <w:rFonts w:ascii="Consolas" w:hAnsi="Consolas"/>
+          <w:color w:val="2D2D2D"/>
+          <w:sz w:val="19"/>
+        </w:rPr>
+        <w:t xml:space="preserve">    return HttpResponse('Hello, World!')</w:t>
       </w:r>
     </w:p>
     <w:p>
       <w:pPr>
-        <w:spacing w:after="120" w:before="120"/>
+        <w:pStyle w:val="Heading4"/>
       </w:pPr>
       <w:r>
-        <w:rPr>
-          <w:rFonts w:ascii="Consolas" w:hAnsi="Consolas"/>
-          <w:color w:val="2D2D2D"/>
-          <w:sz w:val="18"/>
-        </w:rPr>
-        <w:t># firstproject/settings.py</w:t>
-        <w:br/>
-        <w:br/>
-        <w:t>from pathlib import Path</w:t>
-        <w:br/>
-        <w:t>BASE_DIR = Path(__file__).resolve().parent.parent</w:t>
-        <w:br/>
-        <w:t>TEMPLATES = [</w:t>
-        <w:br/>
-        <w:t xml:space="preserve">    {</w:t>
-        <w:br/>
-        <w:t xml:space="preserve">        'BACKEND': 'django.template.backends.django.DjangoTemplates',</w:t>
-        <w:br/>
-        <w:t xml:space="preserve">        'DIRS': [BASE_DIR / 'templates'],</w:t>
-        <w:br/>
-        <w:t xml:space="preserve">        'APP_DIRS': True,</w:t>
-        <w:br/>
-        <w:t xml:space="preserve">        'OPTIONS': {</w:t>
-        <w:br/>
-        <w:t xml:space="preserve">            'context_processors': [</w:t>
-        <w:br/>
-        <w:t xml:space="preserve">                'django.template.context_processors.debug',</w:t>
-        <w:br/>
-        <w:t xml:space="preserve">                'django.template.context_processors.request',</w:t>
-        <w:br/>
-        <w:t xml:space="preserve">                'django.contrib.auth.context_processors.auth',</w:t>
-        <w:br/>
-        <w:t xml:space="preserve">                'django.contrib.messages.context_processors.messages',</w:t>
-        <w:br/>
-        <w:t xml:space="preserve">            ],</w:t>
-        <w:br/>
-        <w:t xml:space="preserve">        },</w:t>
-        <w:br/>
-        <w:t xml:space="preserve">    },</w:t>
-        <w:br/>
-        <w:t>]</w:t>
-        <w:br/>
-        <w:t>INSTALLED_APPS = [</w:t>
-        <w:br/>
-        <w:t xml:space="preserve">    'django.contrib.admin',</w:t>
-        <w:br/>
-        <w:t xml:space="preserve">    'django.contrib.auth',</w:t>
-        <w:br/>
-        <w:t xml:space="preserve">    'django.contrib.contenttypes',</w:t>
-        <w:br/>
-        <w:t xml:space="preserve">    'django.contrib.sessions',</w:t>
-        <w:br/>
-        <w:t xml:space="preserve">    'django.contrib.messages',</w:t>
-        <w:br/>
-        <w:t xml:space="preserve">    'django.contrib.staticfiles',</w:t>
-        <w:br/>
-        <w:t xml:space="preserve">    # Add your apps here</w:t>
-        <w:br/>
-        <w:t>]</w:t>
+        <w:t>Configuring URLs</w:t>
       </w:r>
     </w:p>
     <w:p>
@@ -383,9 +990,152 @@
       </w:pPr>
       <w:r>
         <w:rPr>
+          <w:rFonts w:ascii="Calibri" w:hAnsi="Calibri"/>
+          <w:color w:val="333333"/>
           <w:sz w:val="22"/>
         </w:rPr>
-        <w:t>#### Creating a Basic View</w:t>
+        <w:t xml:space="preserve">Next, we need to map this view to a URL. In Django, URLs are handled by a URL configuration file. This file is typically named </w:t>
+      </w:r>
+      <w:r>
+        <w:rPr>
+          <w:rFonts w:ascii="Consolas" w:hAnsi="Consolas"/>
+          <w:color w:val="333333"/>
+          <w:sz w:val="19"/>
+        </w:rPr>
+        <w:t>urls.py</w:t>
+      </w:r>
+      <w:r>
+        <w:rPr>
+          <w:rFonts w:ascii="Calibri" w:hAnsi="Calibri"/>
+          <w:color w:val="333333"/>
+          <w:sz w:val="22"/>
+        </w:rPr>
+        <w:t xml:space="preserve"> and is located inside the app directory.</w:t>
+      </w:r>
+    </w:p>
+    <w:p>
+      <w:pPr>
+        <w:spacing w:after="0" w:before="120"/>
+        <w:ind w:left="567"/>
+      </w:pPr>
+      <w:r>
+        <w:rPr>
+          <w:rFonts w:ascii="Consolas" w:hAnsi="Consolas"/>
+          <w:i/>
+          <w:color w:val="808080"/>
+          <w:sz w:val="16"/>
+        </w:rPr>
+        <w:t>python</w:t>
+      </w:r>
+    </w:p>
+    <w:p>
+      <w:pPr>
+        <w:pStyle w:val="CodeBlock"/>
+      </w:pPr>
+      <w:r>
+        <w:rPr>
+          <w:rFonts w:ascii="Consolas" w:hAnsi="Consolas"/>
+          <w:color w:val="2D2D2D"/>
+          <w:sz w:val="19"/>
+        </w:rPr>
+        <w:t># firstproject/firstproject/urls.py</w:t>
+      </w:r>
+      <w:r>
+        <w:rPr>
+          <w:rFonts w:ascii="Consolas" w:hAnsi="Consolas"/>
+          <w:sz w:val="19"/>
+        </w:rPr>
+        <w:br/>
+      </w:r>
+      <w:r>
+        <w:rPr>
+          <w:rFonts w:ascii="Consolas" w:hAnsi="Consolas"/>
+          <w:color w:val="2D2D2D"/>
+          <w:sz w:val="19"/>
+        </w:rPr>
+        <w:t>from django.urls import path</w:t>
+      </w:r>
+      <w:r>
+        <w:rPr>
+          <w:rFonts w:ascii="Consolas" w:hAnsi="Consolas"/>
+          <w:sz w:val="19"/>
+        </w:rPr>
+        <w:br/>
+      </w:r>
+      <w:r>
+        <w:rPr>
+          <w:rFonts w:ascii="Consolas" w:hAnsi="Consolas"/>
+          <w:color w:val="2D2D2D"/>
+          <w:sz w:val="19"/>
+        </w:rPr>
+        <w:t>from . import views</w:t>
+      </w:r>
+      <w:r>
+        <w:rPr>
+          <w:rFonts w:ascii="Consolas" w:hAnsi="Consolas"/>
+          <w:sz w:val="19"/>
+        </w:rPr>
+        <w:br/>
+      </w:r>
+      <w:r>
+        <w:rPr>
+          <w:rFonts w:ascii="Consolas" w:hAnsi="Consolas"/>
+          <w:color w:val="2D2D2D"/>
+          <w:sz w:val="19"/>
+        </w:rPr>
+      </w:r>
+      <w:r>
+        <w:rPr>
+          <w:rFonts w:ascii="Consolas" w:hAnsi="Consolas"/>
+          <w:sz w:val="19"/>
+        </w:rPr>
+        <w:br/>
+      </w:r>
+      <w:r>
+        <w:rPr>
+          <w:rFonts w:ascii="Consolas" w:hAnsi="Consolas"/>
+          <w:color w:val="2D2D2D"/>
+          <w:sz w:val="19"/>
+        </w:rPr>
+        <w:t>urlpatterns = [</w:t>
+      </w:r>
+      <w:r>
+        <w:rPr>
+          <w:rFonts w:ascii="Consolas" w:hAnsi="Consolas"/>
+          <w:sz w:val="19"/>
+        </w:rPr>
+        <w:br/>
+      </w:r>
+      <w:r>
+        <w:rPr>
+          <w:rFonts w:ascii="Consolas" w:hAnsi="Consolas"/>
+          <w:color w:val="2D2D2D"/>
+          <w:sz w:val="19"/>
+        </w:rPr>
+        <w:t xml:space="preserve">    path('', views.hello_world, name='hello_world'),</w:t>
+      </w:r>
+      <w:r>
+        <w:rPr>
+          <w:rFonts w:ascii="Consolas" w:hAnsi="Consolas"/>
+          <w:sz w:val="19"/>
+        </w:rPr>
+        <w:br/>
+      </w:r>
+      <w:r>
+        <w:rPr>
+          <w:rFonts w:ascii="Consolas" w:hAnsi="Consolas"/>
+          <w:color w:val="2D2D2D"/>
+          <w:sz w:val="19"/>
+        </w:rPr>
+        <w:t>]</w:t>
+      </w:r>
+    </w:p>
+    <w:p>
+      <w:pPr>
+        <w:pStyle w:val="Heading4"/>
+      </w:pPr>
+      <w:r>
+        <w:t>Integrating URLs with Project Structure</w:t>
       </w:r>
     </w:p>
     <w:p>
@@ -394,29 +1144,151 @@
       </w:pPr>
       <w:r>
         <w:rPr>
+          <w:rFonts w:ascii="Calibri" w:hAnsi="Calibri"/>
+          <w:color w:val="333333"/>
           <w:sz w:val="22"/>
         </w:rPr>
-        <w:t>Now, let's create a basic view to display a simple "Hello, World!" message. In Django, views are functions that receive HTTP requests and return HTTP responses.</w:t>
+        <w:t>In the main project directory, we integrate the app’s URLs into the project’s URL configuration.</w:t>
       </w:r>
     </w:p>
     <w:p>
       <w:pPr>
-        <w:spacing w:after="120" w:before="120"/>
+        <w:spacing w:after="0" w:before="120"/>
+        <w:ind w:left="567"/>
+      </w:pPr>
+      <w:r>
+        <w:rPr>
+          <w:rFonts w:ascii="Consolas" w:hAnsi="Consolas"/>
+          <w:i/>
+          <w:color w:val="808080"/>
+          <w:sz w:val="16"/>
+        </w:rPr>
+        <w:t>python</w:t>
+      </w:r>
+    </w:p>
+    <w:p>
+      <w:pPr>
+        <w:pStyle w:val="CodeBlock"/>
       </w:pPr>
       <w:r>
         <w:rPr>
           <w:rFonts w:ascii="Consolas" w:hAnsi="Consolas"/>
           <w:color w:val="2D2D2D"/>
-          <w:sz w:val="18"/>
+          <w:sz w:val="19"/>
         </w:rPr>
-        <w:t># firstproject/firstproject/views.py</w:t>
+        <w:t># firstproject/firstproject/urls.py</w:t>
+      </w:r>
+      <w:r>
+        <w:rPr>
+          <w:rFonts w:ascii="Consolas" w:hAnsi="Consolas"/>
+          <w:sz w:val="19"/>
+        </w:rPr>
         <w:br/>
-        <w:t>from django.http import HttpResponse</w:t>
+      </w:r>
+      <w:r>
+        <w:rPr>
+          <w:rFonts w:ascii="Consolas" w:hAnsi="Consolas"/>
+          <w:color w:val="2D2D2D"/>
+          <w:sz w:val="19"/>
+        </w:rPr>
+        <w:t>from django.contrib import admin</w:t>
+      </w:r>
+      <w:r>
+        <w:rPr>
+          <w:rFonts w:ascii="Consolas" w:hAnsi="Consolas"/>
+          <w:sz w:val="19"/>
+        </w:rPr>
         <w:br/>
+      </w:r>
+      <w:r>
+        <w:rPr>
+          <w:rFonts w:ascii="Consolas" w:hAnsi="Consolas"/>
+          <w:color w:val="2D2D2D"/>
+          <w:sz w:val="19"/>
+        </w:rPr>
+        <w:t>from django.urls import include, path</w:t>
+      </w:r>
+      <w:r>
+        <w:rPr>
+          <w:rFonts w:ascii="Consolas" w:hAnsi="Consolas"/>
+          <w:sz w:val="19"/>
+        </w:rPr>
         <w:br/>
-        <w:t>def hello_world(request):</w:t>
+      </w:r>
+      <w:r>
+        <w:rPr>
+          <w:rFonts w:ascii="Consolas" w:hAnsi="Consolas"/>
+          <w:color w:val="2D2D2D"/>
+          <w:sz w:val="19"/>
+        </w:rPr>
+      </w:r>
+      <w:r>
+        <w:rPr>
+          <w:rFonts w:ascii="Consolas" w:hAnsi="Consolas"/>
+          <w:sz w:val="19"/>
+        </w:rPr>
         <w:br/>
-        <w:t xml:space="preserve">    return HttpResponse('Hello, World!')</w:t>
+      </w:r>
+      <w:r>
+        <w:rPr>
+          <w:rFonts w:ascii="Consolas" w:hAnsi="Consolas"/>
+          <w:color w:val="2D2D2D"/>
+          <w:sz w:val="19"/>
+        </w:rPr>
+        <w:t>urlpatterns = [</w:t>
+      </w:r>
+      <w:r>
+        <w:rPr>
+          <w:rFonts w:ascii="Consolas" w:hAnsi="Consolas"/>
+          <w:sz w:val="19"/>
+        </w:rPr>
+        <w:br/>
+      </w:r>
+      <w:r>
+        <w:rPr>
+          <w:rFonts w:ascii="Consolas" w:hAnsi="Consolas"/>
+          <w:color w:val="2D2D2D"/>
+          <w:sz w:val="19"/>
+        </w:rPr>
+        <w:t xml:space="preserve">    path('admin/', admin.site.urls),</w:t>
+      </w:r>
+      <w:r>
+        <w:rPr>
+          <w:rFonts w:ascii="Consolas" w:hAnsi="Consolas"/>
+          <w:sz w:val="19"/>
+        </w:rPr>
+        <w:br/>
+      </w:r>
+      <w:r>
+        <w:rPr>
+          <w:rFonts w:ascii="Consolas" w:hAnsi="Consolas"/>
+          <w:color w:val="2D2D2D"/>
+          <w:sz w:val="19"/>
+        </w:rPr>
+        <w:t xml:space="preserve">    path('', include('firstproject.urls')),</w:t>
+      </w:r>
+      <w:r>
+        <w:rPr>
+          <w:rFonts w:ascii="Consolas" w:hAnsi="Consolas"/>
+          <w:sz w:val="19"/>
+        </w:rPr>
+        <w:br/>
+      </w:r>
+      <w:r>
+        <w:rPr>
+          <w:rFonts w:ascii="Consolas" w:hAnsi="Consolas"/>
+          <w:color w:val="2D2D2D"/>
+          <w:sz w:val="19"/>
+        </w:rPr>
+        <w:t>]</w:t>
+      </w:r>
+    </w:p>
+    <w:p>
+      <w:pPr>
+        <w:pStyle w:val="Heading4"/>
+      </w:pPr>
+      <w:r>
+        <w:t>Running the Project</w:t>
       </w:r>
     </w:p>
     <w:p>
@@ -425,125 +1297,8 @@
       </w:pPr>
       <w:r>
         <w:rPr>
-          <w:sz w:val="22"/>
-        </w:rPr>
-        <w:t>#### Configuring URLs</w:t>
-      </w:r>
-    </w:p>
-    <w:p>
-      <w:pPr>
-        <w:spacing w:after="120"/>
-      </w:pPr>
-      <w:r>
-        <w:rPr>
-          <w:sz w:val="22"/>
-        </w:rPr>
-        <w:t xml:space="preserve">Next, we need to map this view to a URL. In Django, URLs are handled by a URL configuration file. This file is typically named </w:t>
-      </w:r>
-      <w:r>
-        <w:rPr>
-          <w:rFonts w:ascii="Consolas" w:hAnsi="Consolas"/>
-          <w:color w:val="2D2D2D"/>
-          <w:sz w:val="22"/>
-        </w:rPr>
-        <w:t>urls.py</w:t>
-      </w:r>
-      <w:r>
-        <w:rPr>
-          <w:sz w:val="22"/>
-        </w:rPr>
-        <w:t xml:space="preserve"> and is located inside the app directory.</w:t>
-      </w:r>
-    </w:p>
-    <w:p>
-      <w:pPr>
-        <w:spacing w:after="120" w:before="120"/>
-      </w:pPr>
-      <w:r>
-        <w:rPr>
-          <w:rFonts w:ascii="Consolas" w:hAnsi="Consolas"/>
-          <w:color w:val="2D2D2D"/>
-          <w:sz w:val="18"/>
-        </w:rPr>
-        <w:t># firstproject/firstproject/urls.py</w:t>
-        <w:br/>
-        <w:t>from django.urls import path</w:t>
-        <w:br/>
-        <w:t>from . import views</w:t>
-        <w:br/>
-        <w:br/>
-        <w:t>urlpatterns = [</w:t>
-        <w:br/>
-        <w:t xml:space="preserve">    path('', views.hello_world, name='hello_world'),</w:t>
-        <w:br/>
-        <w:t>]</w:t>
-      </w:r>
-    </w:p>
-    <w:p>
-      <w:pPr>
-        <w:spacing w:after="120"/>
-      </w:pPr>
-      <w:r>
-        <w:rPr>
-          <w:sz w:val="22"/>
-        </w:rPr>
-        <w:t>#### Integrating URLs with Project Structure</w:t>
-      </w:r>
-    </w:p>
-    <w:p>
-      <w:pPr>
-        <w:spacing w:after="120"/>
-      </w:pPr>
-      <w:r>
-        <w:rPr>
-          <w:sz w:val="22"/>
-        </w:rPr>
-        <w:t>In the main project directory, we integrate the app’s URLs into the project’s URL configuration.</w:t>
-      </w:r>
-    </w:p>
-    <w:p>
-      <w:pPr>
-        <w:spacing w:after="120" w:before="120"/>
-      </w:pPr>
-      <w:r>
-        <w:rPr>
-          <w:rFonts w:ascii="Consolas" w:hAnsi="Consolas"/>
-          <w:color w:val="2D2D2D"/>
-          <w:sz w:val="18"/>
-        </w:rPr>
-        <w:t># firstproject/firstproject/urls.py</w:t>
-        <w:br/>
-        <w:t>from django.contrib import admin</w:t>
-        <w:br/>
-        <w:t>from django.urls import include, path</w:t>
-        <w:br/>
-        <w:br/>
-        <w:t>urlpatterns = [</w:t>
-        <w:br/>
-        <w:t xml:space="preserve">    path('admin/', admin.site.urls),</w:t>
-        <w:br/>
-        <w:t xml:space="preserve">    path('', include('firstproject.urls')),</w:t>
-        <w:br/>
-        <w:t>]</w:t>
-      </w:r>
-    </w:p>
-    <w:p>
-      <w:pPr>
-        <w:spacing w:after="120"/>
-      </w:pPr>
-      <w:r>
-        <w:rPr>
-          <w:sz w:val="22"/>
-        </w:rPr>
-        <w:t>#### Running the Project</w:t>
-      </w:r>
-    </w:p>
-    <w:p>
-      <w:pPr>
-        <w:spacing w:after="120"/>
-      </w:pPr>
-      <w:r>
-        <w:rPr>
+          <w:rFonts w:ascii="Calibri" w:hAnsi="Calibri"/>
+          <w:color w:val="333333"/>
           <w:sz w:val="22"/>
         </w:rPr>
         <w:t>To run your Django project, execute the following command in your terminal:</w:t>
@@ -551,16 +1306,44 @@
     </w:p>
     <w:p>
       <w:pPr>
-        <w:spacing w:after="120" w:before="120"/>
+        <w:spacing w:after="0" w:before="120"/>
+        <w:ind w:left="567"/>
+      </w:pPr>
+      <w:r>
+        <w:rPr>
+          <w:rFonts w:ascii="Consolas" w:hAnsi="Consolas"/>
+          <w:i/>
+          <w:color w:val="808080"/>
+          <w:sz w:val="16"/>
+        </w:rPr>
+        <w:t>bash</w:t>
+      </w:r>
+    </w:p>
+    <w:p>
+      <w:pPr>
+        <w:pStyle w:val="CodeBlock"/>
       </w:pPr>
       <w:r>
         <w:rPr>
           <w:rFonts w:ascii="Consolas" w:hAnsi="Consolas"/>
           <w:color w:val="2D2D2D"/>
-          <w:sz w:val="18"/>
+          <w:sz w:val="19"/>
         </w:rPr>
         <w:t># Run the Django development server</w:t>
+      </w:r>
+      <w:r>
+        <w:rPr>
+          <w:rFonts w:ascii="Consolas" w:hAnsi="Consolas"/>
+          <w:sz w:val="19"/>
+        </w:rPr>
         <w:br/>
+      </w:r>
+      <w:r>
+        <w:rPr>
+          <w:rFonts w:ascii="Consolas" w:hAnsi="Consolas"/>
+          <w:color w:val="2D2D2D"/>
+          <w:sz w:val="19"/>
+        </w:rPr>
         <w:t>python manage.py runserver</w:t>
       </w:r>
     </w:p>
@@ -570,6 +1353,8 @@
       </w:pPr>
       <w:r>
         <w:rPr>
+          <w:rFonts w:ascii="Calibri" w:hAnsi="Calibri"/>
+          <w:color w:val="333333"/>
           <w:sz w:val="22"/>
         </w:rPr>
         <w:t xml:space="preserve">Open your browser and visit </w:t>
@@ -577,16 +1362,26 @@
       <w:r>
         <w:rPr>
           <w:rFonts w:ascii="Consolas" w:hAnsi="Consolas"/>
-          <w:color w:val="2D2D2D"/>
-          <w:sz w:val="22"/>
+          <w:color w:val="333333"/>
+          <w:sz w:val="19"/>
         </w:rPr>
         <w:t>http://127.0.0.1:8000/</w:t>
       </w:r>
       <w:r>
         <w:rPr>
+          <w:rFonts w:ascii="Calibri" w:hAnsi="Calibri"/>
+          <w:color w:val="333333"/>
           <w:sz w:val="22"/>
         </w:rPr>
         <w:t>. You should see the "Hello, World!" message.</w:t>
+      </w:r>
+    </w:p>
+    <w:p>
+      <w:pPr>
+        <w:pStyle w:val="Heading4"/>
+      </w:pPr>
+      <w:r>
+        <w:t>Summary</w:t>
       </w:r>
     </w:p>
     <w:p>
@@ -595,17 +1390,8 @@
       </w:pPr>
       <w:r>
         <w:rPr>
-          <w:sz w:val="22"/>
-        </w:rPr>
-        <w:t>#### Summary</w:t>
-      </w:r>
-    </w:p>
-    <w:p>
-      <w:pPr>
-        <w:spacing w:after="120"/>
-      </w:pPr>
-      <w:r>
-        <w:rPr>
+          <w:rFonts w:ascii="Calibri" w:hAnsi="Calibri"/>
+          <w:color w:val="333333"/>
           <w:sz w:val="22"/>
         </w:rPr>
         <w:t xml:space="preserve">Creating a simple Django project demonstrates the basic structure and key files needed to start building web applications. The </w:t>
@@ -613,26 +1399,75 @@
       <w:r>
         <w:rPr>
           <w:rFonts w:ascii="Consolas" w:hAnsi="Consolas"/>
-          <w:color w:val="2D2D2D"/>
-          <w:sz w:val="22"/>
+          <w:color w:val="333333"/>
+          <w:sz w:val="19"/>
         </w:rPr>
         <w:t>settings.py</w:t>
       </w:r>
       <w:r>
         <w:rPr>
+          <w:rFonts w:ascii="Calibri" w:hAnsi="Calibri"/>
+          <w:color w:val="333333"/>
           <w:sz w:val="22"/>
         </w:rPr>
         <w:t xml:space="preserve"> file is essential for defining your project's settings, including database configurations, installed apps, and middleware. Views handle requests and return responses, and URLs map requests to views. This lesson sets the foundation for more complex projects and provides a clear understanding of essential Django concepts.</w:t>
       </w:r>
     </w:p>
     <w:sectPr>
+      <w:footerReference w:type="default" r:id="rId9"/>
+      <w:headerReference w:type="default" r:id="rId10"/>
       <w:pgSz w:w="12240" w:h="15840"/>
-      <w:pgMar w:top="1440" w:right="1800" w:bottom="1440" w:left="1800" w:header="720" w:footer="720" w:gutter="0"/>
+      <w:pgMar w:top="1440" w:right="1440" w:bottom="1440" w:left="1440" w:header="720" w:footer="720" w:gutter="0"/>
       <w:cols w:space="720"/>
       <w:docGrid w:linePitch="360"/>
     </w:sectPr>
   </w:body>
 </w:document>
+</file>
+
+<file path=word/footer1.xml><?xml version="1.0" encoding="utf-8"?>
+<w:ftr xmlns:m="http://schemas.openxmlformats.org/officeDocument/2006/math" xmlns:mc="http://schemas.openxmlformats.org/markup-compatibility/2006" xmlns:mo="http://schemas.microsoft.com/office/mac/office/2008/main" xmlns:mv="urn:schemas-microsoft-com:mac:vml" xmlns:o="urn:schemas-microsoft-com:office:office" xmlns:r="http://schemas.openxmlformats.org/officeDocument/2006/relationships" xmlns:v="urn:schemas-microsoft-com:vml" xmlns:w10="urn:schemas-microsoft-com:office:word" xmlns:w14="http://schemas.microsoft.com/office/word/2010/wordml" xmlns:w="http://schemas.openxmlformats.org/wordprocessingml/2006/main" xmlns:wne="http://schemas.microsoft.com/office/word/2006/wordml" xmlns:wp14="http://schemas.microsoft.com/office/word/2010/wordprocessingDrawing" xmlns:wp="http://schemas.openxmlformats.org/drawingml/2006/wordprocessingDrawing" xmlns:wpc="http://schemas.microsoft.com/office/word/2010/wordprocessingCanvas" xmlns:wpg="http://schemas.microsoft.com/office/word/2010/wordprocessingGroup" xmlns:wpi="http://schemas.microsoft.com/office/word/2010/wordprocessingInk" xmlns:wps="http://schemas.microsoft.com/office/word/2010/wordprocessingShape" mc:Ignorable="w14 wp14">
+  <w:p>
+    <w:pPr>
+      <w:pStyle w:val="Footer"/>
+      <w:spacing w:before="0" w:after="0"/>
+      <w:jc w:val="center"/>
+    </w:pPr>
+    <w:r>
+      <w:fldChar w:fldCharType="begin"/>
+    </w:r>
+    <w:r>
+      <w:instrText xml:space="preserve"> PAGE </w:instrText>
+    </w:r>
+    <w:r>
+      <w:fldChar w:fldCharType="end"/>
+    </w:r>
+  </w:p>
+</w:ftr>
+</file>
+
+<file path=word/header1.xml><?xml version="1.0" encoding="utf-8"?>
+<w:hdr xmlns:m="http://schemas.openxmlformats.org/officeDocument/2006/math" xmlns:mc="http://schemas.openxmlformats.org/markup-compatibility/2006" xmlns:mo="http://schemas.microsoft.com/office/mac/office/2008/main" xmlns:mv="urn:schemas-microsoft-com:mac:vml" xmlns:o="urn:schemas-microsoft-com:office:office" xmlns:r="http://schemas.openxmlformats.org/officeDocument/2006/relationships" xmlns:v="urn:schemas-microsoft-com:vml" xmlns:w10="urn:schemas-microsoft-com:office:word" xmlns:w14="http://schemas.microsoft.com/office/word/2010/wordml" xmlns:w="http://schemas.openxmlformats.org/wordprocessingml/2006/main" xmlns:wne="http://schemas.microsoft.com/office/word/2006/wordml" xmlns:wp14="http://schemas.microsoft.com/office/word/2010/wordprocessingDrawing" xmlns:wp="http://schemas.openxmlformats.org/drawingml/2006/wordprocessingDrawing" xmlns:wpc="http://schemas.microsoft.com/office/word/2010/wordprocessingCanvas" xmlns:wpg="http://schemas.microsoft.com/office/word/2010/wordprocessingGroup" xmlns:wpi="http://schemas.microsoft.com/office/word/2010/wordprocessingInk" xmlns:wps="http://schemas.microsoft.com/office/word/2010/wordprocessingShape" mc:Ignorable="w14 wp14">
+  <w:p>
+    <w:pPr>
+      <w:pStyle w:val="Header"/>
+      <w:spacing w:before="0" w:after="0"/>
+      <w:jc w:val="left"/>
+      <w:pBdr>
+        <w:bottom w:val="single" w:sz="4" w:space="1" w:color="CCCCCC"/>
+      </w:pBdr>
+    </w:pPr>
+    <w:r>
+      <w:rPr>
+        <w:rFonts w:ascii="Calibri" w:hAnsi="Calibri"/>
+        <w:i/>
+        <w:color w:val="808080"/>
+        <w:sz w:val="16"/>
+      </w:rPr>
+      <w:t>Lesson 1: Python and Django Fundamentals  |  Subtopic 2: Writing Your First Django Project</w:t>
+    </w:r>
+  </w:p>
+</w:hdr>
 </file>
 
 <file path=word/numbering.xml><?xml version="1.0" encoding="utf-8"?>
@@ -998,6 +1833,14 @@
     <w:name w:val="Normal"/>
     <w:qFormat/>
     <w:rsid w:val="00FC693F"/>
+    <w:pPr>
+      <w:spacing w:after="120" w:before="0" w:line="276" w:lineRule="auto"/>
+    </w:pPr>
+    <w:rPr>
+      <w:rFonts w:ascii="Calibri" w:hAnsi="Calibri"/>
+      <w:color w:val="333333"/>
+      <w:sz w:val="22"/>
+    </w:rPr>
   </w:style>
   <w:style w:type="paragraph" w:styleId="Header">
     <w:name w:val="header"/>
@@ -1054,15 +1897,15 @@
     <w:pPr>
       <w:keepNext/>
       <w:keepLines/>
-      <w:spacing w:before="480" w:after="0"/>
+      <w:spacing w:before="480" w:after="240"/>
       <w:outlineLvl w:val="0"/>
     </w:pPr>
     <w:rPr>
-      <w:rFonts w:asciiTheme="majorHAnsi" w:eastAsiaTheme="majorEastAsia" w:hAnsiTheme="majorHAnsi" w:cstheme="majorBidi"/>
+      <w:rFonts w:asciiTheme="majorHAnsi" w:eastAsiaTheme="majorEastAsia" w:hAnsiTheme="majorHAnsi" w:cstheme="majorBidi" w:ascii="Calibri Light" w:hAnsi="Calibri Light"/>
       <w:b/>
       <w:bCs/>
-      <w:color w:val="365F91" w:themeColor="accent1" w:themeShade="BF"/>
-      <w:sz w:val="28"/>
+      <w:color w:val="1F3A5F"/>
+      <w:sz w:val="48"/>
       <w:szCs w:val="28"/>
     </w:rPr>
   </w:style>
@@ -1078,15 +1921,15 @@
     <w:pPr>
       <w:keepNext/>
       <w:keepLines/>
-      <w:spacing w:before="200" w:after="0"/>
+      <w:spacing w:before="360" w:after="200"/>
       <w:outlineLvl w:val="1"/>
     </w:pPr>
     <w:rPr>
-      <w:rFonts w:asciiTheme="majorHAnsi" w:eastAsiaTheme="majorEastAsia" w:hAnsiTheme="majorHAnsi" w:cstheme="majorBidi"/>
+      <w:rFonts w:asciiTheme="majorHAnsi" w:eastAsiaTheme="majorEastAsia" w:hAnsiTheme="majorHAnsi" w:cstheme="majorBidi" w:ascii="Calibri Light" w:hAnsi="Calibri Light"/>
       <w:b/>
       <w:bCs/>
-      <w:color w:val="4F81BD" w:themeColor="accent1"/>
-      <w:sz w:val="26"/>
+      <w:color w:val="1F3A5F"/>
+      <w:sz w:val="36"/>
       <w:szCs w:val="26"/>
     </w:rPr>
   </w:style>
@@ -1102,14 +1945,15 @@
     <w:pPr>
       <w:keepNext/>
       <w:keepLines/>
-      <w:spacing w:before="200" w:after="0"/>
+      <w:spacing w:before="280" w:after="160"/>
       <w:outlineLvl w:val="2"/>
     </w:pPr>
     <w:rPr>
-      <w:rFonts w:asciiTheme="majorHAnsi" w:eastAsiaTheme="majorEastAsia" w:hAnsiTheme="majorHAnsi" w:cstheme="majorBidi"/>
+      <w:rFonts w:asciiTheme="majorHAnsi" w:eastAsiaTheme="majorEastAsia" w:hAnsiTheme="majorHAnsi" w:cstheme="majorBidi" w:ascii="Calibri Light" w:hAnsi="Calibri Light"/>
       <w:b/>
       <w:bCs/>
-      <w:color w:val="4F81BD" w:themeColor="accent1"/>
+      <w:color w:val="1F3A5F"/>
+      <w:sz w:val="28"/>
     </w:rPr>
   </w:style>
   <w:style w:type="paragraph" w:styleId="Heading4">
@@ -1125,16 +1969,17 @@
     <w:pPr>
       <w:keepNext/>
       <w:keepLines/>
-      <w:spacing w:before="200" w:after="0"/>
+      <w:spacing w:before="200" w:after="120"/>
       <w:outlineLvl w:val="3"/>
     </w:pPr>
     <w:rPr>
-      <w:rFonts w:asciiTheme="majorHAnsi" w:eastAsiaTheme="majorEastAsia" w:hAnsiTheme="majorHAnsi" w:cstheme="majorBidi"/>
+      <w:rFonts w:asciiTheme="majorHAnsi" w:eastAsiaTheme="majorEastAsia" w:hAnsiTheme="majorHAnsi" w:cstheme="majorBidi" w:ascii="Calibri Light" w:hAnsi="Calibri Light"/>
       <w:b/>
       <w:bCs/>
       <w:i/>
       <w:iCs/>
-      <w:color w:val="4F81BD" w:themeColor="accent1"/>
+      <w:color w:val="1F3A5F"/>
+      <w:sz w:val="24"/>
     </w:rPr>
   </w:style>
   <w:style w:type="paragraph" w:styleId="Heading5">
@@ -1525,8 +2370,14 @@
       <w:numPr>
         <w:numId w:val="1"/>
       </w:numPr>
+      <w:spacing w:after="40" w:before="40"/>
+      <w:ind w:left="720" w:hanging="357"/>
       <w:contextualSpacing/>
     </w:pPr>
+    <w:rPr>
+      <w:rFonts w:ascii="Calibri" w:hAnsi="Calibri"/>
+      <w:sz w:val="22"/>
+    </w:rPr>
   </w:style>
   <w:style w:type="paragraph" w:styleId="ListBullet2">
     <w:name w:val="List Bullet 2"/>
@@ -1564,8 +2415,14 @@
       <w:numPr>
         <w:numId w:val="5"/>
       </w:numPr>
+      <w:spacing w:after="40" w:before="40"/>
+      <w:ind w:left="720" w:hanging="357"/>
       <w:contextualSpacing/>
     </w:pPr>
+    <w:rPr>
+      <w:rFonts w:ascii="Calibri" w:hAnsi="Calibri"/>
+      <w:sz w:val="22"/>
+    </w:rPr>
   </w:style>
   <w:style w:type="paragraph" w:styleId="ListNumber2">
     <w:name w:val="List Number 2"/>
@@ -12680,6 +13537,19 @@
         <w:shd w:val="clear" w:color="auto" w:fill="FBCAA2" w:themeFill="accent6" w:themeFillTint="7F"/>
       </w:tcPr>
     </w:tblStylePr>
+  </w:style>
+  <w:style w:type="paragraph" w:customStyle="1" w:styleId="CodeBlock">
+    <w:name w:val="Code Block"/>
+    <w:pPr>
+      <w:spacing w:after="120" w:before="120"/>
+      <w:ind w:left="567" w:right="567"/>
+      <w:shd w:fill="F4F4F4" w:val="clear"/>
+    </w:pPr>
+    <w:rPr>
+      <w:rFonts w:ascii="Consolas" w:hAnsi="Consolas"/>
+      <w:color w:val="2D2D2D"/>
+      <w:sz w:val="19"/>
+    </w:rPr>
   </w:style>
 </w:styles>
 </file>
